--- a/regions/LME_032/Model_validation_32_1_Arabian_Sea_off_Karnataka_(2000).docx
+++ b/regions/LME_032/Model_validation_32_1_Arabian_Sea_off_Karnataka_(2000).docx
@@ -169,6 +169,8 @@
               <w:r>
                 <w:rPr>
                   <w:rStyle w:val="Hyperlink"/>
+                  <w:color w:val="0563C1"/>
+                  <w:u w:val="single"/>
                 </w:rPr>
                 <w:t>Regional workbook</w:t>
               </w:r>
@@ -252,6 +254,8 @@
               <w:r>
                 <w:rPr>
                   <w:rStyle w:val="Hyperlink"/>
+                  <w:color w:val="0563C1"/>
+                  <w:u w:val="single"/>
                 </w:rPr>
                 <w:t>Catch files</w:t>
               </w:r>
@@ -263,6 +267,8 @@
               <w:r>
                 <w:rPr>
                   <w:rStyle w:val="Hyperlink"/>
+                  <w:color w:val="0563C1"/>
+                  <w:u w:val="single"/>
                 </w:rPr>
                 <w:t>Taxon metadata</w:t>
               </w:r>
@@ -346,6 +352,8 @@
               <w:r>
                 <w:rPr>
                   <w:rStyle w:val="Hyperlink"/>
+                  <w:color w:val="0563C1"/>
+                  <w:u w:val="single"/>
                 </w:rPr>
                 <w:t>Paper PDF</w:t>
               </w:r>
@@ -357,6 +365,8 @@
               <w:r>
                 <w:rPr>
                   <w:rStyle w:val="Hyperlink"/>
+                  <w:color w:val="0563C1"/>
+                  <w:u w:val="single"/>
                 </w:rPr>
                 <w:t>Official source</w:t>
               </w:r>
@@ -440,6 +450,8 @@
               <w:r>
                 <w:rPr>
                   <w:rStyle w:val="Hyperlink"/>
+                  <w:color w:val="0563C1"/>
+                  <w:u w:val="single"/>
                 </w:rPr>
                 <w:t>Mohamed-2009 PDF</w:t>
               </w:r>
@@ -451,6 +463,8 @@
               <w:r>
                 <w:rPr>
                   <w:rStyle w:val="Hyperlink"/>
+                  <w:color w:val="0563C1"/>
+                  <w:u w:val="single"/>
                 </w:rPr>
                 <w:t>Mohamed-2024 PDF</w:t>
               </w:r>
@@ -462,6 +476,8 @@
               <w:r>
                 <w:rPr>
                   <w:rStyle w:val="Hyperlink"/>
+                  <w:color w:val="0563C1"/>
+                  <w:u w:val="single"/>
                 </w:rPr>
                 <w:t>Vivekanandan-2003 PDF</w:t>
               </w:r>
@@ -545,6 +561,8 @@
               <w:r>
                 <w:rPr>
                   <w:rStyle w:val="Hyperlink"/>
+                  <w:color w:val="0563C1"/>
+                  <w:u w:val="single"/>
                 </w:rPr>
                 <w:t>Model JSON</w:t>
               </w:r>
@@ -556,6 +574,8 @@
               <w:r>
                 <w:rPr>
                   <w:rStyle w:val="Hyperlink"/>
+                  <w:color w:val="0563C1"/>
+                  <w:u w:val="single"/>
                 </w:rPr>
                 <w:t>Group coefficients</w:t>
               </w:r>
@@ -783,6 +803,8 @@
               <w:r>
                 <w:rPr>
                   <w:rStyle w:val="Hyperlink"/>
+                  <w:color w:val="0563C1"/>
+                  <w:u w:val="single"/>
                 </w:rPr>
                 <w:t>Source reconstruction</w:t>
               </w:r>
@@ -794,6 +816,8 @@
               <w:r>
                 <w:rPr>
                   <w:rStyle w:val="Hyperlink"/>
+                  <w:color w:val="0563C1"/>
+                  <w:u w:val="single"/>
                 </w:rPr>
                 <w:t>Loaded state</w:t>
               </w:r>
@@ -1346,6 +1370,8 @@
               <w:r>
                 <w:rPr>
                   <w:rStyle w:val="Hyperlink"/>
+                  <w:color w:val="0563C1"/>
+                  <w:u w:val="single"/>
                 </w:rPr>
                 <w:t>Diagnostic evidence</w:t>
               </w:r>
@@ -1610,6 +1636,8 @@
         <w:r>
           <w:rPr>
             <w:rStyle w:val="Hyperlink"/>
+            <w:color w:val="0563C1"/>
+            <w:u w:val="single"/>
           </w:rPr>
           <w:t>Excel taxon appendix and descriptive Sources sheet</w:t>
         </w:r>
@@ -4262,6 +4290,8 @@
         <w:r>
           <w:rPr>
             <w:rStyle w:val="Hyperlink"/>
+            <w:color w:val="0563C1"/>
+            <w:u w:val="single"/>
           </w:rPr>
           <w:t>Boundary source</w:t>
         </w:r>
@@ -4273,6 +4303,8 @@
         <w:r>
           <w:rPr>
             <w:rStyle w:val="Hyperlink"/>
+            <w:color w:val="0563C1"/>
+            <w:u w:val="single"/>
           </w:rPr>
           <w:t>Overlap evidence</w:t>
         </w:r>
@@ -4426,6 +4458,8 @@
         <w:r>
           <w:rPr>
             <w:rStyle w:val="Hyperlink"/>
+            <w:color w:val="0563C1"/>
+            <w:u w:val="single"/>
           </w:rPr>
           <w:t>Source PDF</w:t>
         </w:r>
@@ -16488,6 +16522,20 @@
         <w:shd w:val="clear" w:color="auto" w:fill="FBCAA2" w:themeFill="accent6" w:themeFillTint="7F"/>
       </w:tcPr>
     </w:tblStylePr>
+  </w:style>
+  <w:style w:type="character" w:styleId="Hyperlink">
+    <w:name w:val="Hyperlink"/>
+    <w:rPr>
+      <w:color w:val="0563C1"/>
+      <w:u w:val="single"/>
+    </w:rPr>
+  </w:style>
+  <w:style w:type="character" w:styleId="FollowedHyperlink">
+    <w:name w:val="FollowedHyperlink"/>
+    <w:rPr>
+      <w:color w:val="0563C1"/>
+      <w:u w:val="single"/>
+    </w:rPr>
   </w:style>
 </w:styles>
 </file>

--- a/regions/LME_032/Model_validation_32_1_Arabian_Sea_off_Karnataka_(2000).docx
+++ b/regions/LME_032/Model_validation_32_1_Arabian_Sea_off_Karnataka_(2000).docx
@@ -1289,7 +1289,7 @@
                 <w:sz w:val="21"/>
                 <w:color w:val="000000"/>
               </w:rPr>
-              <w:t>Model baseline 1999–2001 is transferred over catch 1950–2019, including the 2019 reference. Fixed model coefficients and assumed category weights do not reconstruct changing annual ecosystems. Regional lineage weights use identified total catch 1950–2019, then transfer across individual years and bases.</w:t>
+              <w:t>Model baseline 1999–2001 is transferred over catch 1950–2019, including the 2019 reference. Fixed model coefficients and assumed category weights do not reconstruct changing annual ecosystems. Regional lineage weights use identified total catch 1950–2019, then transfer across individual years and bases. Catfish and flatfish proxy weights have substantial reporting geography, gear or period mismatches.</w:t>
             </w:r>
           </w:p>
         </w:tc>
@@ -2003,7 +2003,7 @@
                 <w:color w:val="000000"/>
                 <w:sz w:val="20"/>
               </w:rPr>
-              <w:t>207</w:t>
+              <w:t>205</w:t>
             </w:r>
           </w:p>
         </w:tc>
@@ -2037,7 +2037,7 @@
                 <w:color w:val="000000"/>
                 <w:sz w:val="20"/>
               </w:rPr>
-              <w:t>49.3950%</w:t>
+              <w:t>48.5275%</w:t>
             </w:r>
           </w:p>
         </w:tc>
@@ -2071,7 +2071,7 @@
                 <w:color w:val="000000"/>
                 <w:sz w:val="20"/>
               </w:rPr>
-              <w:t>64.5210%</w:t>
+              <w:t>64.2253%</w:t>
             </w:r>
           </w:p>
         </w:tc>
@@ -2143,7 +2143,7 @@
                 <w:color w:val="000000"/>
                 <w:sz w:val="20"/>
               </w:rPr>
-              <w:t>38</w:t>
+              <w:t>40</w:t>
             </w:r>
           </w:p>
         </w:tc>
@@ -2177,7 +2177,7 @@
                 <w:color w:val="000000"/>
                 <w:sz w:val="20"/>
               </w:rPr>
-              <w:t>3.2033%</w:t>
+              <w:t>4.0707%</w:t>
             </w:r>
           </w:p>
         </w:tc>
@@ -2211,7 +2211,7 @@
                 <w:color w:val="000000"/>
                 <w:sz w:val="20"/>
               </w:rPr>
-              <w:t>4.2734%</w:t>
+              <w:t>4.5692%</w:t>
             </w:r>
           </w:p>
         </w:tc>
@@ -3959,7 +3959,7 @@
                 <w:color w:val="000000"/>
                 <w:sz w:val="20"/>
               </w:rPr>
-              <w:t>6.4246%</w:t>
+              <w:t>6.1289%</w:t>
             </w:r>
           </w:p>
         </w:tc>
@@ -4070,6 +4070,112 @@
           </w:p>
         </w:tc>
       </w:tr>
+      <w:tr>
+        <w:trPr>
+          <w:cantSplit/>
+        </w:trPr>
+        <w:tc>
+          <w:tcPr>
+            <w:tcW w:type="dxa" w:w="6624"/>
+            <w:shd w:fill="FFFFFF"/>
+            <w:tcBorders>
+              <w:top w:val="single" w:sz="4" w:color="D9D9D9"/>
+              <w:left w:val="single" w:sz="4" w:color="D9D9D9"/>
+              <w:bottom w:val="single" w:sz="4" w:color="D9D9D9"/>
+              <w:right w:val="single" w:sz="4" w:color="D9D9D9"/>
+            </w:tcBorders>
+            <w:tcMar>
+              <w:top w:w="75" w:type="dxa"/>
+              <w:left w:w="75" w:type="dxa"/>
+              <w:bottom w:w="75" w:type="dxa"/>
+              <w:right w:w="75" w:type="dxa"/>
+            </w:tcMar>
+          </w:tcPr>
+          <w:p>
+            <w:pPr>
+              <w:keepNext w:val="0"/>
+              <w:spacing w:after="40" w:before="40"/>
+            </w:pPr>
+            <w:r>
+              <w:rPr>
+                <w:rFonts w:ascii="Calibri" w:hAnsi="Calibri"/>
+                <w:b w:val="0"/>
+                <w:color w:val="000000"/>
+                <w:sz w:val="20"/>
+              </w:rPr>
+              <w:t>Identified regional catch composition assumed for the coarse taxon</w:t>
+            </w:r>
+          </w:p>
+        </w:tc>
+        <w:tc>
+          <w:tcPr>
+            <w:tcW w:type="dxa" w:w="1512"/>
+            <w:shd w:fill="FFFFFF"/>
+            <w:tcBorders>
+              <w:top w:val="single" w:sz="4" w:color="D9D9D9"/>
+              <w:left w:val="single" w:sz="4" w:color="D9D9D9"/>
+              <w:bottom w:val="single" w:sz="4" w:color="D9D9D9"/>
+              <w:right w:val="single" w:sz="4" w:color="D9D9D9"/>
+            </w:tcBorders>
+            <w:tcMar>
+              <w:top w:w="75" w:type="dxa"/>
+              <w:left w:w="75" w:type="dxa"/>
+              <w:bottom w:w="75" w:type="dxa"/>
+              <w:right w:w="75" w:type="dxa"/>
+            </w:tcMar>
+          </w:tcPr>
+          <w:p>
+            <w:pPr>
+              <w:keepNext w:val="0"/>
+              <w:spacing w:after="40" w:before="40"/>
+              <w:jc w:val="center"/>
+            </w:pPr>
+            <w:r>
+              <w:rPr>
+                <w:rFonts w:ascii="Calibri" w:hAnsi="Calibri"/>
+                <w:b w:val="0"/>
+                <w:color w:val="000000"/>
+                <w:sz w:val="20"/>
+              </w:rPr>
+              <w:t>Low</w:t>
+            </w:r>
+          </w:p>
+        </w:tc>
+        <w:tc>
+          <w:tcPr>
+            <w:tcW w:type="dxa" w:w="1872"/>
+            <w:shd w:fill="FFFFFF"/>
+            <w:tcBorders>
+              <w:top w:val="single" w:sz="4" w:color="D9D9D9"/>
+              <w:left w:val="single" w:sz="4" w:color="D9D9D9"/>
+              <w:bottom w:val="single" w:sz="4" w:color="D9D9D9"/>
+              <w:right w:val="single" w:sz="4" w:color="D9D9D9"/>
+            </w:tcBorders>
+            <w:tcMar>
+              <w:top w:w="75" w:type="dxa"/>
+              <w:left w:w="75" w:type="dxa"/>
+              <w:bottom w:w="75" w:type="dxa"/>
+              <w:right w:w="75" w:type="dxa"/>
+            </w:tcMar>
+          </w:tcPr>
+          <w:p>
+            <w:pPr>
+              <w:keepNext w:val="0"/>
+              <w:spacing w:after="40" w:before="40"/>
+              <w:jc w:val="center"/>
+            </w:pPr>
+            <w:r>
+              <w:rPr>
+                <w:rFonts w:ascii="Calibri" w:hAnsi="Calibri"/>
+                <w:b w:val="0"/>
+                <w:color w:val="000000"/>
+                <w:sz w:val="20"/>
+              </w:rPr>
+              <w:t>0.2958%</w:t>
+            </w:r>
+          </w:p>
+        </w:tc>
+      </w:tr>
     </w:tbl>
     <w:p>
       <w:pPr>
@@ -4084,7 +4190,7 @@
           <w:color w:val="000000"/>
           <w:sz w:val="21"/>
         </w:rPr>
-        <w:t>Weights and assumptions: seven identified-lineage catch mixtures are retained or reconstructed. Other splits use eligible source-group landings proportions at Medium allocation confidence, with zero candidates retained and transfer assumptions explicit.</w:t>
+        <w:t>Weights and assumptions: seven identified-lineage catch mixtures are retained or reconstructed. Other splits use eligible source-group landings proportions at Medium allocation confidence, with zero candidates retained and transfer assumptions explicit. Siluriformes and Pleuronectiformes retain lineage splits at Low allocation confidence because reporting geography, gears or periods differ.</w:t>
       </w:r>
     </w:p>
     <w:p>

--- a/regions/LME_032/Model_validation_32_1_Arabian_Sea_off_Karnataka_(2000).docx
+++ b/regions/LME_032/Model_validation_32_1_Arabian_Sea_off_Karnataka_(2000).docx
@@ -1187,7 +1187,7 @@
                 <w:color w:val="000000"/>
                 <w:sz w:val="21"/>
               </w:rPr>
-              <w:t>, EE=5%</w:t>
+              <w:t>, EE=5.0%</w:t>
             </w:r>
             <w:r>
               <w:rPr>
@@ -2284,7 +2284,7 @@
                 <w:color w:val="000000"/>
                 <w:sz w:val="20"/>
               </w:rPr>
-              <w:t>34.2506%</w:t>
+              <w:t>34%</w:t>
             </w:r>
           </w:p>
         </w:tc>
@@ -2315,7 +2315,7 @@
                 <w:color w:val="000000"/>
                 <w:sz w:val="20"/>
               </w:rPr>
-              <w:t>27.8791%</w:t>
+              <w:t>28%</w:t>
             </w:r>
           </w:p>
         </w:tc>
@@ -2412,7 +2412,7 @@
                 <w:color w:val="000000"/>
                 <w:sz w:val="20"/>
               </w:rPr>
-              <w:t>48.5275%</w:t>
+              <w:t>49%</w:t>
             </w:r>
           </w:p>
         </w:tc>
@@ -2443,7 +2443,7 @@
                 <w:color w:val="000000"/>
                 <w:sz w:val="20"/>
               </w:rPr>
-              <w:t>64.2253%</w:t>
+              <w:t>64%</w:t>
             </w:r>
           </w:p>
         </w:tc>
@@ -2540,7 +2540,7 @@
                 <w:color w:val="000000"/>
                 <w:sz w:val="20"/>
               </w:rPr>
-              <w:t>4.0707%</w:t>
+              <w:t>4.1%</w:t>
             </w:r>
           </w:p>
         </w:tc>
@@ -2571,7 +2571,7 @@
                 <w:color w:val="000000"/>
                 <w:sz w:val="20"/>
               </w:rPr>
-              <w:t>4.5692%</w:t>
+              <w:t>4.6%</w:t>
             </w:r>
           </w:p>
         </w:tc>
@@ -2668,7 +2668,7 @@
                 <w:color w:val="000000"/>
                 <w:sz w:val="20"/>
               </w:rPr>
-              <w:t>13.1512%</w:t>
+              <w:t>13%</w:t>
             </w:r>
           </w:p>
         </w:tc>
@@ -2699,7 +2699,7 @@
                 <w:color w:val="000000"/>
                 <w:sz w:val="20"/>
               </w:rPr>
-              <w:t>3.3265%</w:t>
+              <w:t>3.3%</w:t>
             </w:r>
           </w:p>
         </w:tc>
@@ -2796,7 +2796,7 @@
                 <w:color w:val="000000"/>
                 <w:sz w:val="20"/>
               </w:rPr>
-              <w:t>0.0000%</w:t>
+              <w:t>0%</w:t>
             </w:r>
           </w:p>
         </w:tc>
@@ -2827,7 +2827,7 @@
                 <w:color w:val="000000"/>
                 <w:sz w:val="20"/>
               </w:rPr>
-              <w:t>0.0000%</w:t>
+              <w:t>0%</w:t>
             </w:r>
           </w:p>
         </w:tc>
@@ -3066,7 +3066,7 @@
                 <w:color w:val="000000"/>
                 <w:sz w:val="20"/>
               </w:rPr>
-              <w:t>51.2386%</w:t>
+              <w:t>51%</w:t>
             </w:r>
           </w:p>
         </w:tc>
@@ -3163,7 +3163,7 @@
                 <w:color w:val="000000"/>
                 <w:sz w:val="20"/>
               </w:rPr>
-              <w:t>20.7837%</w:t>
+              <w:t>21%</w:t>
             </w:r>
           </w:p>
         </w:tc>
@@ -3260,7 +3260,7 @@
                 <w:color w:val="000000"/>
                 <w:sz w:val="20"/>
               </w:rPr>
-              <w:t>7.4699%</w:t>
+              <w:t>7.5%</w:t>
             </w:r>
           </w:p>
         </w:tc>
@@ -3357,7 +3357,7 @@
                 <w:color w:val="000000"/>
                 <w:sz w:val="20"/>
               </w:rPr>
-              <w:t>7.0191%</w:t>
+              <w:t>7.0%</w:t>
             </w:r>
           </w:p>
         </w:tc>
@@ -3454,7 +3454,7 @@
                 <w:color w:val="000000"/>
                 <w:sz w:val="20"/>
               </w:rPr>
-              <w:t>5.8126%</w:t>
+              <w:t>5.8%</w:t>
             </w:r>
           </w:p>
         </w:tc>
@@ -3551,7 +3551,7 @@
                 <w:color w:val="000000"/>
                 <w:sz w:val="20"/>
               </w:rPr>
-              <w:t>4.2734%</w:t>
+              <w:t>4.3%</w:t>
             </w:r>
           </w:p>
         </w:tc>
@@ -3648,7 +3648,7 @@
                 <w:color w:val="000000"/>
                 <w:sz w:val="20"/>
               </w:rPr>
-              <w:t>3.1959%</w:t>
+              <w:t>3.2%</w:t>
             </w:r>
           </w:p>
         </w:tc>
@@ -3745,7 +3745,7 @@
                 <w:color w:val="000000"/>
                 <w:sz w:val="20"/>
               </w:rPr>
-              <w:t>0.1306%</w:t>
+              <w:t>0.13%</w:t>
             </w:r>
           </w:p>
         </w:tc>
@@ -3842,7 +3842,7 @@
                 <w:color w:val="000000"/>
                 <w:sz w:val="20"/>
               </w:rPr>
-              <w:t>0.0763%</w:t>
+              <w:t>0.076%</w:t>
             </w:r>
           </w:p>
         </w:tc>
@@ -4083,7 +4083,7 @@
                 <w:color w:val="000000"/>
                 <w:sz w:val="20"/>
               </w:rPr>
-              <w:t>89.3358%</w:t>
+              <w:t>89%</w:t>
             </w:r>
           </w:p>
         </w:tc>
@@ -4180,7 +4180,7 @@
                 <w:color w:val="000000"/>
                 <w:sz w:val="20"/>
               </w:rPr>
-              <w:t>6.1289%</w:t>
+              <w:t>6.1%</w:t>
             </w:r>
           </w:p>
         </w:tc>
@@ -4277,7 +4277,7 @@
                 <w:color w:val="000000"/>
                 <w:sz w:val="20"/>
               </w:rPr>
-              <w:t>4.2395%</w:t>
+              <w:t>4.2%</w:t>
             </w:r>
           </w:p>
         </w:tc>
@@ -4374,7 +4374,7 @@
                 <w:color w:val="000000"/>
                 <w:sz w:val="20"/>
               </w:rPr>
-              <w:t>0.2958%</w:t>
+              <w:t>0.30%</w:t>
             </w:r>
           </w:p>
         </w:tc>
